--- a/Aditi_Kishore_Resume.docx
+++ b/Aditi_Kishore_Resume.docx
@@ -72,19 +72,8 @@
             <w:szCs w:val="18"/>
             <w:u w:val="single"/>
           </w:rPr>
-          <w:t>github.com/</w:t>
+          <w:t>github.com/Adtkre</w:t>
         </w:r>
-        <w:proofErr w:type="spellStart"/>
-        <w:r>
-          <w:rPr>
-            <w:color w:val="000000"/>
-            <w:sz w:val="18"/>
-            <w:szCs w:val="18"/>
-            <w:u w:val="single"/>
-          </w:rPr>
-          <w:t>Adtkre</w:t>
-        </w:r>
-        <w:proofErr w:type="spellEnd"/>
       </w:hyperlink>
     </w:p>
     <w:p>
@@ -111,35 +100,16 @@
         </w:tabs>
         <w:spacing w:before="80"/>
       </w:pPr>
-      <w:proofErr w:type="spellStart"/>
-      <w:proofErr w:type="gramStart"/>
       <w:r>
         <w:rPr>
           <w:b/>
           <w:bCs/>
         </w:rPr>
-        <w:t>B.Tech</w:t>
-      </w:r>
-      <w:proofErr w:type="spellEnd"/>
-      <w:proofErr w:type="gramEnd"/>
-      <w:r>
-        <w:rPr>
-          <w:b/>
-          <w:bCs/>
-        </w:rPr>
-        <w:t xml:space="preserve"> in Computer Science Engineering</w:t>
+        <w:t xml:space="preserve">B.Tech in Computer Science Engineering</w:t>
       </w:r>
       <w:r>
         <w:tab/>
-      </w:r>
-      <w:r>
-        <w:t>2024</w:t>
-      </w:r>
-      <w:r>
-        <w:t xml:space="preserve"> – </w:t>
-      </w:r>
-      <w:r>
-        <w:t>2028</w:t>
+        <w:t xml:space="preserve">2024 – 2028</w:t>
       </w:r>
     </w:p>
     <w:p>
@@ -153,28 +123,7 @@
           <w:i/>
           <w:iCs/>
         </w:rPr>
-        <w:t>Manipal University Jaipur</w:t>
-      </w:r>
-      <w:r>
-        <w:rPr>
-          <w:i/>
-          <w:iCs/>
-        </w:rPr>
-        <w:t xml:space="preserve">, </w:t>
-      </w:r>
-      <w:r>
-        <w:rPr>
-          <w:i/>
-          <w:iCs/>
-        </w:rPr>
-        <w:t>Jaipur</w:t>
-      </w:r>
-      <w:r>
-        <w:rPr>
-          <w:i/>
-          <w:iCs/>
-        </w:rPr>
-        <w:t>, India</w:t>
+        <w:t xml:space="preserve">Manipal University Jaipur, Jaipur, India</w:t>
       </w:r>
     </w:p>
     <w:p>
@@ -193,15 +142,7 @@
       </w:r>
       <w:r>
         <w:tab/>
-      </w:r>
-      <w:r>
-        <w:t>2021</w:t>
-      </w:r>
-      <w:r>
-        <w:t xml:space="preserve">– </w:t>
-      </w:r>
-      <w:r>
-        <w:t>2023</w:t>
+        <w:t xml:space="preserve">2021– 2023</w:t>
       </w:r>
     </w:p>
     <w:p>
@@ -215,28 +156,7 @@
           <w:i/>
           <w:iCs/>
         </w:rPr>
-        <w:t>Radiant International School</w:t>
-      </w:r>
-      <w:r>
-        <w:rPr>
-          <w:i/>
-          <w:iCs/>
-        </w:rPr>
-        <w:t xml:space="preserve">, </w:t>
-      </w:r>
-      <w:r>
-        <w:rPr>
-          <w:i/>
-          <w:iCs/>
-        </w:rPr>
-        <w:t>Patna</w:t>
-      </w:r>
-      <w:r>
-        <w:rPr>
-          <w:i/>
-          <w:iCs/>
-        </w:rPr>
-        <w:t>, India</w:t>
+        <w:t xml:space="preserve">Radiant International School, Patna, India</w:t>
       </w:r>
     </w:p>
     <w:p>
@@ -325,13 +245,8 @@
         </w:numPr>
       </w:pPr>
       <w:r>
-        <w:t xml:space="preserve">Technologies: Python, OpenAI API (GPT-4o), Speech Recognition, </w:t>
-      </w:r>
-      <w:proofErr w:type="spellStart"/>
-      <w:r>
-        <w:t>PyAutoGUI</w:t>
-      </w:r>
-      <w:proofErr w:type="spellEnd"/>
+        <w:t xml:space="preserve">Technologies: Python, OpenAI API (GPT-4o), Speech Recognition, PyAutoGUI</w:t>
+      </w:r>
     </w:p>
     <w:p>
       <w:pPr>
@@ -342,7 +257,7 @@
           <w:b/>
           <w:bCs/>
         </w:rPr>
-        <w:t>NSE-bot | Discord F&amp;O OI Bot</w:t>
+        <w:t>Tappy | Remote Phone-to-Laptop Controller</w:t>
       </w:r>
       <w:r>
         <w:t xml:space="preserve"> | </w:t>
@@ -366,57 +281,44 @@
         </w:numPr>
       </w:pPr>
       <w:r>
-        <w:t>Built a Discord bot that fetches real-time NSE Futures &amp; Options Open Interest data, allowing traders to monitor market activity directly in Discord.</w:t>
-      </w:r>
-    </w:p>
-    <w:p>
-      <w:pPr>
-        <w:pStyle w:val="ListParagraph"/>
-        <w:numPr>
-          <w:ilvl w:val="0"/>
-          <w:numId w:val="2"/>
-        </w:numPr>
-      </w:pPr>
-      <w:r>
-        <w:t>Integrated live NSE market data APIs with command-based querying to deliver on-demand OI reports to Discord channels.</w:t>
-      </w:r>
-    </w:p>
-    <w:p>
-      <w:pPr>
-        <w:pStyle w:val="ListParagraph"/>
-        <w:numPr>
-          <w:ilvl w:val="0"/>
-          <w:numId w:val="2"/>
-        </w:numPr>
-      </w:pPr>
-      <w:r>
-        <w:t xml:space="preserve">Deployed with a </w:t>
-      </w:r>
-      <w:proofErr w:type="spellStart"/>
-      <w:r>
-        <w:t>Procfile</w:t>
-      </w:r>
-      <w:proofErr w:type="spellEnd"/>
-      <w:r>
-        <w:t>-based setup for persistent uptime on cloud hosting platforms.</w:t>
-      </w:r>
-    </w:p>
-    <w:p>
-      <w:pPr>
-        <w:pStyle w:val="ListParagraph"/>
-        <w:numPr>
-          <w:ilvl w:val="0"/>
-          <w:numId w:val="2"/>
-        </w:numPr>
-      </w:pPr>
-      <w:r>
-        <w:t xml:space="preserve">Technologies: Python, discord.py, NSE APIs, </w:t>
-      </w:r>
-      <w:proofErr w:type="spellStart"/>
-      <w:r>
-        <w:t>Procfile</w:t>
-      </w:r>
-      <w:proofErr w:type="spellEnd"/>
+        <w:t>Built a cross-platform system letting a phone act as a wireless mouse and keyboard for a laptop over WiFi, with a Flutter app and a Python server.</w:t>
+      </w:r>
+    </w:p>
+    <w:p>
+      <w:pPr>
+        <w:pStyle w:val="ListParagraph"/>
+        <w:numPr>
+          <w:ilvl w:val="0"/>
+          <w:numId w:val="2"/>
+        </w:numPr>
+      </w:pPr>
+      <w:r>
+        <w:t>Implemented automatic device discovery using UDP broadcast, letting the phone find and connect to the laptop without manually entering an IP address.</w:t>
+      </w:r>
+    </w:p>
+    <w:p>
+      <w:pPr>
+        <w:pStyle w:val="ListParagraph"/>
+        <w:numPr>
+          <w:ilvl w:val="0"/>
+          <w:numId w:val="2"/>
+        </w:numPr>
+      </w:pPr>
+      <w:r>
+        <w:t xml:space="preserve">Designed a real-time trackpad, click, and scroll interface communicating with a Flask REST API to control mouse and keyboard input on the laptop.</w:t>
+      </w:r>
+    </w:p>
+    <w:p>
+      <w:pPr>
+        <w:pStyle w:val="ListParagraph"/>
+        <w:numPr>
+          <w:ilvl w:val="0"/>
+          <w:numId w:val="2"/>
+        </w:numPr>
+      </w:pPr>
+      <w:r>
+        <w:t xml:space="preserve">Technologies: Flutter, Dart, Python, Flask, PyAutoGUI, UDP Sockets</w:t>
+      </w:r>
     </w:p>
     <w:p>
       <w:pPr>
@@ -463,31 +365,20 @@
         </w:numPr>
       </w:pPr>
       <w:r>
-        <w:t>Built support across Android,</w:t>
-      </w:r>
-      <w:r>
-        <w:t xml:space="preserve"> </w:t>
-      </w:r>
-      <w:r>
-        <w:t>Windows, and Web from a single codebase using Flutter's multi-platform framework.</w:t>
-      </w:r>
-    </w:p>
-    <w:p>
-      <w:pPr>
-        <w:pStyle w:val="ListParagraph"/>
-        <w:numPr>
-          <w:ilvl w:val="0"/>
-          <w:numId w:val="2"/>
-        </w:numPr>
-      </w:pPr>
-      <w:r>
-        <w:t xml:space="preserve">Technologies: Flutter, Dart, C++, </w:t>
-      </w:r>
-      <w:proofErr w:type="spellStart"/>
-      <w:r>
-        <w:t>CMake</w:t>
-      </w:r>
-      <w:proofErr w:type="spellEnd"/>
+        <w:t xml:space="preserve">Built support across Android, Windows, and Web from a single codebase using Flutter's multi-platform framework.</w:t>
+      </w:r>
+    </w:p>
+    <w:p>
+      <w:pPr>
+        <w:pStyle w:val="ListParagraph"/>
+        <w:numPr>
+          <w:ilvl w:val="0"/>
+          <w:numId w:val="2"/>
+        </w:numPr>
+      </w:pPr>
+      <w:r>
+        <w:t xml:space="preserve">Technologies: Flutter, Dart, C++, CMake</w:t>
+      </w:r>
     </w:p>
     <w:p>
       <w:pPr>
@@ -498,7 +389,7 @@
           <w:b/>
           <w:bCs/>
         </w:rPr>
-        <w:t>Tesseract Cube | 4D Hypercube Visualizer</w:t>
+        <w:t>NSE-bot | Discord F&amp;O OI Bot</w:t>
       </w:r>
       <w:r>
         <w:t xml:space="preserve"> | </w:t>
@@ -522,31 +413,43 @@
         </w:numPr>
       </w:pPr>
       <w:r>
-        <w:t>Built a real-time animated visualization of a 4D hypercube projected into 2D space using Python's turtle module — no external dependencies required.</w:t>
-      </w:r>
-    </w:p>
-    <w:p>
-      <w:pPr>
-        <w:pStyle w:val="ListParagraph"/>
-        <w:numPr>
-          <w:ilvl w:val="0"/>
-          <w:numId w:val="2"/>
-        </w:numPr>
-      </w:pPr>
-      <w:r>
-        <w:t>Implemented 4D → 3D → 2D perspective projection with real-time rotation in XW and YZ planes using rotation matrix mathematics.</w:t>
-      </w:r>
-    </w:p>
-    <w:p>
-      <w:pPr>
-        <w:pStyle w:val="ListParagraph"/>
-        <w:numPr>
-          <w:ilvl w:val="0"/>
-          <w:numId w:val="2"/>
-        </w:numPr>
-      </w:pPr>
-      <w:r>
-        <w:t>Technologies: Python, turtle graphics</w:t>
+        <w:t>Built a Discord bot that fetches real-time NSE Futures &amp; Options Open Interest data, allowing traders to monitor market activity directly in Discord.</w:t>
+      </w:r>
+    </w:p>
+    <w:p>
+      <w:pPr>
+        <w:pStyle w:val="ListParagraph"/>
+        <w:numPr>
+          <w:ilvl w:val="0"/>
+          <w:numId w:val="2"/>
+        </w:numPr>
+      </w:pPr>
+      <w:r>
+        <w:t>Integrated live NSE market data APIs with command-based querying to deliver on-demand OI reports to Discord channels.</w:t>
+      </w:r>
+    </w:p>
+    <w:p>
+      <w:pPr>
+        <w:pStyle w:val="ListParagraph"/>
+        <w:numPr>
+          <w:ilvl w:val="0"/>
+          <w:numId w:val="2"/>
+        </w:numPr>
+      </w:pPr>
+      <w:r>
+        <w:t>Deployed with a Procfile-based setup for persistent uptime on cloud hosting platforms.</w:t>
+      </w:r>
+    </w:p>
+    <w:p>
+      <w:pPr>
+        <w:pStyle w:val="ListParagraph"/>
+        <w:numPr>
+          <w:ilvl w:val="0"/>
+          <w:numId w:val="2"/>
+        </w:numPr>
+      </w:pPr>
+      <w:r>
+        <w:t>Technologies: Python, discord.py, NSE APIs, Procfile</w:t>
       </w:r>
     </w:p>
     <w:p>
@@ -666,21 +569,12 @@
         </w:tabs>
         <w:spacing w:before="100"/>
       </w:pPr>
-      <w:proofErr w:type="gramStart"/>
       <w:r>
         <w:rPr>
           <w:b/>
           <w:bCs/>
         </w:rPr>
-        <w:t>Open Source</w:t>
-      </w:r>
-      <w:proofErr w:type="gramEnd"/>
-      <w:r>
-        <w:rPr>
-          <w:b/>
-          <w:bCs/>
-        </w:rPr>
-        <w:t xml:space="preserve"> Contributor</w:t>
+        <w:t xml:space="preserve">Open Source Contributor</w:t>
       </w:r>
       <w:r>
         <w:tab/>
@@ -705,15 +599,7 @@
         </w:numPr>
       </w:pPr>
       <w:r>
-        <w:t xml:space="preserve">Selected as an </w:t>
-      </w:r>
-      <w:proofErr w:type="gramStart"/>
-      <w:r>
-        <w:t>Open Source</w:t>
-      </w:r>
-      <w:proofErr w:type="gramEnd"/>
-      <w:r>
-        <w:t xml:space="preserve"> Contributor for ECSOC 2026; collaborating with mentors and developers to resolve issues and implement features in open-source projects.</w:t>
+        <w:t xml:space="preserve">Selected as an Open Source Contributor for ECSOC 2026; collaborating with mentors and developers to resolve issues and implement features in open-source projects.</w:t>
       </w:r>
     </w:p>
     <w:p>
@@ -765,13 +651,7 @@
         </w:numPr>
       </w:pPr>
       <w:r>
-        <w:t>Gain</w:t>
-      </w:r>
-      <w:r>
-        <w:t>ed</w:t>
-      </w:r>
-      <w:r>
-        <w:t xml:space="preserve"> hands-on experience in both frontend and backend development within an industry setting.</w:t>
+        <w:t xml:space="preserve">Gained hands-on experience in both frontend and backend development within an industry setting.</w:t>
       </w:r>
     </w:p>
     <w:p>
@@ -781,21 +661,12 @@
         </w:tabs>
         <w:spacing w:before="100"/>
       </w:pPr>
-      <w:proofErr w:type="gramStart"/>
       <w:r>
         <w:rPr>
           <w:b/>
           <w:bCs/>
         </w:rPr>
-        <w:t>Open Source</w:t>
-      </w:r>
-      <w:proofErr w:type="gramEnd"/>
-      <w:r>
-        <w:rPr>
-          <w:b/>
-          <w:bCs/>
-        </w:rPr>
-        <w:t xml:space="preserve"> Contributor</w:t>
+        <w:t xml:space="preserve">Open Source Contributor</w:t>
       </w:r>
       <w:r>
         <w:tab/>
@@ -803,41 +674,24 @@
       </w:r>
     </w:p>
     <w:p>
-      <w:proofErr w:type="spellStart"/>
       <w:r>
         <w:rPr>
           <w:i/>
           <w:iCs/>
         </w:rPr>
-        <w:t>GirlScript</w:t>
-      </w:r>
-      <w:proofErr w:type="spellEnd"/>
-      <w:r>
-        <w:rPr>
-          <w:i/>
-          <w:iCs/>
-        </w:rPr>
-        <w:t xml:space="preserve"> Foundation</w:t>
-      </w:r>
-    </w:p>
-    <w:p>
-      <w:pPr>
-        <w:pStyle w:val="ListParagraph"/>
-        <w:numPr>
-          <w:ilvl w:val="0"/>
-          <w:numId w:val="2"/>
-        </w:numPr>
-      </w:pPr>
-      <w:r>
-        <w:t xml:space="preserve">Contributed to </w:t>
-      </w:r>
-      <w:proofErr w:type="spellStart"/>
-      <w:r>
-        <w:t>GSSoC</w:t>
-      </w:r>
-      <w:proofErr w:type="spellEnd"/>
-      <w:r>
-        <w:t xml:space="preserve"> by resolving real project issues, marking the first experience with open-source development and collaborative coding workflows.</w:t>
+        <w:t xml:space="preserve">GirlScript Foundation</w:t>
+      </w:r>
+    </w:p>
+    <w:p>
+      <w:pPr>
+        <w:pStyle w:val="ListParagraph"/>
+        <w:numPr>
+          <w:ilvl w:val="0"/>
+          <w:numId w:val="2"/>
+        </w:numPr>
+      </w:pPr>
+      <w:r>
+        <w:t xml:space="preserve">Contributed to GSSoC by resolving real project issues, marking the first experience with open-source development and collaborative coding workflows.</w:t>
       </w:r>
     </w:p>
     <w:sectPr>
